--- a/БР1.1/Зотеев Максим/homeworks/hw1/ДЗ1_Зотеев Максим_БР1.1.docx
+++ b/БР1.1/Зотеев Максим/homeworks/hw1/ДЗ1_Зотеев Максим_БР1.1.docx
@@ -957,6 +957,36 @@
     <w:p>
       <w:pPr>
         <w:jc w:val="both"/>
+        <w:rPr>
+          <w:lang w:val="ru-RU"/>
+        </w:rPr>
+      </w:pPr>
+      <w:r>
+        <w:rPr>
+          <w:rFonts w:ascii="Times New Roman" w:eastAsia="Times New Roman" w:hAnsi="Times New Roman"/>
+          <w:sz w:val="28"/>
+        </w:rPr>
+        <w:t xml:space="preserve">8. amenities - справочник удобств (Wi-Fi, парковка, кондиционер, стиральная машина и тд). Вынесен в отдельную таблицу, чтобы арендодатели могли выбирать удобства из предопределённого списка, а арендаторы — фильтровать объекты по их наличию</w:t>
+      </w:r>
+    </w:p>
+    <w:p>
+      <w:pPr>
+        <w:jc w:val="both"/>
+        <w:rPr>
+          <w:lang w:val="ru-RU"/>
+        </w:rPr>
+      </w:pPr>
+      <w:r>
+        <w:rPr>
+          <w:rFonts w:ascii="Times New Roman" w:eastAsia="Times New Roman" w:hAnsi="Times New Roman"/>
+          <w:sz w:val="28"/>
+        </w:rPr>
+        <w:t xml:space="preserve">9. property_amenities - связующая таблица для связи многие-ко-многим между properties и amenities. Composite PK (property_id, amenity_id) гарантирует, что одно удобство не может быть добавлено к объекту дважды</w:t>
+      </w:r>
+    </w:p>
+    <w:p>
+      <w:pPr>
+        <w:jc w:val="both"/>
       </w:pPr>
     </w:p>
     <w:p>
@@ -1335,6 +1365,21 @@
     <w:p>
       <w:pPr>
         <w:jc w:val="both"/>
+        <w:rPr>
+          <w:lang w:val="ru-RU"/>
+        </w:rPr>
+      </w:pPr>
+      <w:r>
+        <w:rPr>
+          <w:rFonts w:ascii="Times New Roman" w:eastAsia="Times New Roman" w:hAnsi="Times New Roman"/>
+          <w:sz w:val="28"/>
+        </w:rPr>
+        <w:t xml:space="preserve">properties (N) - (N) amenities через property_amenities - объект может иметь несколько удобств, а каждое удобство — присутствовать у множества объектов</w:t>
+      </w:r>
+    </w:p>
+    <w:p>
+      <w:pPr>
+        <w:jc w:val="both"/>
       </w:pPr>
     </w:p>
     <w:p>
@@ -1418,7 +1463,7 @@
           <w:sz w:val="28"/>
           <w:lang w:val="en-US"/>
         </w:rPr>
-        <w:t xml:space="preserve"> 7 </w:t>
+        <w:t xml:space="preserve"> 9 </w:t>
       </w:r>
       <w:r>
         <w:rPr>
@@ -1433,14 +1478,14 @@
           <w:sz w:val="28"/>
           <w:lang w:val="en-US"/>
         </w:rPr>
-        <w:t xml:space="preserve">: users, property_types, locations, properties, property_photos, rentals </w:t>
-      </w:r>
-      <w:r>
-        <w:rPr>
-          <w:rFonts w:ascii="Times New Roman" w:eastAsia="Times New Roman" w:hAnsi="Times New Roman"/>
-          <w:sz w:val="28"/>
-        </w:rPr>
-        <w:t>и</w:t>
+        <w:t>: users, property_types, locations, properties, property_photos, rentals</w:t>
+      </w:r>
+      <w:r>
+        <w:rPr>
+          <w:rFonts w:ascii="Times New Roman" w:eastAsia="Times New Roman" w:hAnsi="Times New Roman"/>
+          <w:sz w:val="28"/>
+        </w:rPr>
+        <w:t>,</w:t>
       </w:r>
       <w:r>
         <w:rPr>
@@ -1448,7 +1493,7 @@
           <w:sz w:val="28"/>
           <w:lang w:val="en-US"/>
         </w:rPr>
-        <w:t xml:space="preserve"> messages. </w:t>
+        <w:t xml:space="preserve"> messages, amenities и property_amenities. </w:t>
       </w:r>
       <w:r>
         <w:rPr>
